--- a/仿真报告_驭穹稳控-基于MWORKS的四旋翼鲁棒位姿控制与编队安全仿真.docx
+++ b/仿真报告_驭穹稳控-基于MWORKS的四旋翼鲁棒位姿控制与编队安全仿真.docx
@@ -4,7 +4,7 @@
   <w:body>
     <w:p>
       <w:pPr>
-        <w:pStyle w:val="14"/>
+        <w:pStyle w:val="15"/>
         <w:rPr>
           <w:rFonts w:hint="eastAsia" w:ascii="Times New Roman" w:hAnsi="Times New Roman" w:eastAsia="黑体" w:cs="Times New Roman"/>
           <w:b/>
@@ -24,7 +24,7 @@
     </w:p>
     <w:p>
       <w:pPr>
-        <w:pStyle w:val="14"/>
+        <w:pStyle w:val="15"/>
         <w:rPr>
           <w:rFonts w:hint="eastAsia" w:ascii="Times New Roman" w:hAnsi="Times New Roman" w:eastAsia="黑体" w:cs="Times New Roman"/>
           <w:b/>
@@ -45,7 +45,7 @@
     </w:p>
     <w:p>
       <w:pPr>
-        <w:pStyle w:val="14"/>
+        <w:pStyle w:val="15"/>
         <w:jc w:val="center"/>
         <w:rPr>
           <w:rFonts w:hint="eastAsia" w:ascii="Times New Roman" w:hAnsi="Times New Roman" w:eastAsia="黑体" w:cs="Times New Roman"/>
@@ -104,7 +104,7 @@
     </w:p>
     <w:p>
       <w:pPr>
-        <w:pStyle w:val="14"/>
+        <w:pStyle w:val="15"/>
         <w:rPr>
           <w:rFonts w:hint="eastAsia" w:ascii="黑体" w:hAnsi="黑体" w:eastAsia="黑体" w:cs="黑体"/>
           <w:b/>
@@ -141,7 +141,7 @@
     </w:p>
     <w:p>
       <w:pPr>
-        <w:pStyle w:val="14"/>
+        <w:pStyle w:val="15"/>
         <w:rPr>
           <w:rFonts w:hint="eastAsia" w:ascii="黑体" w:hAnsi="黑体" w:eastAsia="黑体" w:cs="黑体"/>
           <w:b/>
@@ -165,7 +165,7 @@
     </w:p>
     <w:p>
       <w:pPr>
-        <w:pStyle w:val="15"/>
+        <w:pStyle w:val="16"/>
       </w:pPr>
       <w:r>
         <w:rPr>
@@ -179,7 +179,7 @@
     </w:p>
     <w:p>
       <w:pPr>
-        <w:pStyle w:val="16"/>
+        <w:pStyle w:val="17"/>
         <w:rPr>
           <w:rFonts w:hint="eastAsia" w:eastAsia="宋体"/>
           <w:lang w:val="en-US" w:eastAsia="zh-CN"/>
@@ -205,7 +205,7 @@
     </w:p>
     <w:p>
       <w:pPr>
-        <w:pStyle w:val="16"/>
+        <w:pStyle w:val="17"/>
         <w:rPr>
           <w:rFonts w:hint="default" w:eastAsia="宋体"/>
           <w:lang w:val="en-US" w:eastAsia="zh-CN"/>
@@ -251,7 +251,7 @@
     </w:p>
     <w:p>
       <w:pPr>
-        <w:pStyle w:val="16"/>
+        <w:pStyle w:val="17"/>
         <w:rPr>
           <w:rFonts w:hint="default" w:eastAsia="宋体"/>
           <w:lang w:val="en-US" w:eastAsia="zh-CN"/>
@@ -282,16 +282,7 @@
           <w:sz w:val="28"/>
           <w:u w:val="single"/>
         </w:rPr>
-        <w:t>驭</w:t>
-      </w:r>
-      <w:r>
-        <w:rPr>
-          <w:rFonts w:hint="eastAsia" w:ascii="Times New Roman" w:hAnsi="Times New Roman" w:eastAsia="宋体" w:cs="Times New Roman"/>
-          <w:color w:val="000000"/>
-          <w:sz w:val="28"/>
-          <w:u w:val="single"/>
-        </w:rPr>
-        <w:t>穹稳控团队</w:t>
+        <w:t>驭穹稳控团队</w:t>
       </w:r>
       <w:r>
         <w:rPr>
@@ -303,12 +294,10 @@
         </w:rPr>
         <w:t xml:space="preserve">    </w:t>
       </w:r>
-      <w:bookmarkStart w:id="60" w:name="_GoBack"/>
-      <w:bookmarkEnd w:id="60"/>
-    </w:p>
-    <w:p>
-      <w:pPr>
-        <w:pStyle w:val="16"/>
+    </w:p>
+    <w:p>
+      <w:pPr>
+        <w:pStyle w:val="17"/>
         <w:rPr>
           <w:rFonts w:hint="default" w:eastAsia="宋体"/>
           <w:lang w:val="en-US" w:eastAsia="zh-CN"/>
@@ -372,7 +361,7 @@
     </w:p>
     <w:p>
       <w:pPr>
-        <w:pStyle w:val="16"/>
+        <w:pStyle w:val="17"/>
       </w:pPr>
       <w:r>
         <w:rPr>
@@ -397,7 +386,7 @@
     </w:p>
     <w:p>
       <w:pPr>
-        <w:pStyle w:val="17"/>
+        <w:pStyle w:val="18"/>
       </w:pPr>
       <w:r>
         <w:rPr>
@@ -411,35 +400,23 @@
     </w:p>
     <w:p>
       <w:pPr>
-        <w:pStyle w:val="18"/>
         <w:spacing w:before="0" w:after="0" w:line="360" w:lineRule="auto"/>
         <w:ind w:firstLine="480"/>
         <w:jc w:val="both"/>
-      </w:pPr>
-      <w:r>
-        <w:rPr>
-          <w:rFonts w:ascii="Times New Roman" w:hAnsi="Times New Roman" w:eastAsia="宋体" w:cs="Times New Roman"/>
-          <w:color w:val="000000"/>
-          <w:sz w:val="24"/>
-        </w:rPr>
-        <w:t>针对四旋翼无人机在连续轨迹跟踪、参数变化、外部扰动和多机近距离协同中的控制问题，本文基于本赛题给定的四旋翼物理模型和PID控制器，建立统一的仿真与评价环境。设计了置信门控悬停推力估计增强的约化姿态几何控制与约束感知分配算法（RA-GCA-CGHTE），并在三机系统上配置预测型成对投影控制障碍函数安全监督器（PP-CBF）。控制器在Sysblock中实现，经Sysplorer接入物理模型，使用Syslab计算阶跃超调、位置均方根误差、扰动恢复、执行器状态和编队安全指标。仿真结果表明，X、Y、Z三个方向的阶跃超调量由PID的24.29%、24.28%和23.81%降至0、0和1.98%；分段爬升、定点悬停、螺旋爬升和8字轨迹的位置均方根误差相对PID</w:t>
-      </w:r>
-      <w:r>
-        <w:rPr>
-          <w:rFonts w:hint="eastAsia" w:cs="Times New Roman"/>
+        <w:rPr>
+          <w:rFonts w:hint="eastAsia"/>
           <w:color w:val="000000"/>
           <w:sz w:val="24"/>
           <w:lang w:val="en-US" w:eastAsia="zh-CN"/>
         </w:rPr>
-        <w:t>分别</w:t>
-      </w:r>
+      </w:pPr>
       <w:r>
         <w:rPr>
           <w:rFonts w:ascii="Times New Roman" w:hAnsi="Times New Roman" w:eastAsia="宋体" w:cs="Times New Roman"/>
           <w:color w:val="000000"/>
           <w:sz w:val="24"/>
         </w:rPr>
-        <w:t>降低</w:t>
+        <w:t>针对四旋翼无人机在连续轨迹跟踪、参数变化、外部扰动和多机近距离协同中的控制问题，本文基于本赛题给定的四旋翼物理模型和PID控制器，建立统一的仿真与评价环境。设计了置信门控悬停推力估计增强的约化姿态几何控制与约束感知分配算法（RA-GCA-CGHTE），并在三机系统上配置预测型成对投影控制障碍函数安全监督器（PP-CBF）。控制器在Sysblock中实现，经Sysplorer接入物理模型，使用Syslab计算阶跃超调、位置均方根误差、扰动恢复、执行器状态和编队安全指标。仿真结果表明，X、Y、Z三个方向的阶跃超调量由PID的24.29%、24.28%和23.81%降至0、0和1.98%；分段爬升、定点悬停、螺旋爬升和8字轨迹的位置均方根误差相对PID</w:t>
       </w:r>
       <w:r>
         <w:rPr>
@@ -448,7 +425,7 @@
           <w:sz w:val="24"/>
           <w:lang w:val="en-US" w:eastAsia="zh-CN"/>
         </w:rPr>
-        <w:t>了</w:t>
+        <w:t>分别</w:t>
       </w:r>
       <w:r>
         <w:rPr>
@@ -456,7 +433,7 @@
           <w:color w:val="000000"/>
           <w:sz w:val="24"/>
         </w:rPr>
-        <w:t>25.0%</w:t>
+        <w:t>降低</w:t>
       </w:r>
       <w:r>
         <w:rPr>
@@ -465,6 +442,23 @@
           <w:sz w:val="24"/>
           <w:lang w:val="en-US" w:eastAsia="zh-CN"/>
         </w:rPr>
+        <w:t>了</w:t>
+      </w:r>
+      <w:r>
+        <w:rPr>
+          <w:rFonts w:ascii="Times New Roman" w:hAnsi="Times New Roman" w:eastAsia="宋体" w:cs="Times New Roman"/>
+          <w:color w:val="000000"/>
+          <w:sz w:val="24"/>
+        </w:rPr>
+        <w:t>25.0%</w:t>
+      </w:r>
+      <w:r>
+        <w:rPr>
+          <w:rFonts w:hint="eastAsia" w:cs="Times New Roman"/>
+          <w:color w:val="000000"/>
+          <w:sz w:val="24"/>
+          <w:lang w:val="en-US" w:eastAsia="zh-CN"/>
+        </w:rPr>
         <w:t xml:space="preserve"> - </w:t>
       </w:r>
       <w:r>
@@ -475,17 +469,122 @@
         </w:rPr>
         <w:t>91.2%，四个共同任务相对RA-GCA/Base降低2.3%至15.3%。在11项参数设置中，主算法的位置均方根误差为0.01469 m至0.03368 m。PP-CBF使近距离交汇的最小间距由0.3832 m提高到0.6113 m，并将低于0.60 m的累计时间由2.04 s降为0 s，同时使全局位置跟踪误差增加23.95%。三事件外扰中CP-INDI取得更低误差，说明不同控制方法在特定任务中各有优势。结果支持RA-GCA-CGHTE用于本文模型下的位置与约化姿态控制，并表明安全监督需要与跟踪精度共同评价；持续偏航、硬件在环和实机飞行仍需进一步验证。</w:t>
       </w:r>
-    </w:p>
-    <w:p>
-      <w:pPr>
-        <w:pStyle w:val="19"/>
-      </w:pPr>
-      <w:r>
-        <w:rPr>
-          <w:rFonts w:ascii="Times New Roman" w:hAnsi="Times New Roman" w:eastAsia="宋体" w:cs="Times New Roman"/>
+      <w:r>
+        <w:rPr>
+          <w:rFonts w:hint="eastAsia" w:ascii="Times New Roman" w:hAnsi="Times New Roman" w:eastAsia="宋体"/>
           <w:color w:val="000000"/>
           <w:sz w:val="24"/>
         </w:rPr>
+        <w:t>本项目已在GitHub开源，仓库包含控制算法、仿真模型、运行脚本、实验数据、成果图件及复现说明</w:t>
+      </w:r>
+      <w:r>
+        <w:rPr>
+          <w:rFonts w:hint="eastAsia"/>
+          <w:color w:val="000000"/>
+          <w:sz w:val="24"/>
+          <w:lang w:eastAsia="zh-CN"/>
+        </w:rPr>
+        <w:t>。</w:t>
+      </w:r>
+      <w:r>
+        <w:rPr>
+          <w:rFonts w:hint="eastAsia"/>
+          <w:color w:val="000000"/>
+          <w:sz w:val="24"/>
+          <w:lang w:val="en-US" w:eastAsia="zh-CN"/>
+        </w:rPr>
+        <w:t xml:space="preserve"> </w:t>
+      </w:r>
+    </w:p>
+    <w:p>
+      <w:pPr>
+        <w:spacing w:before="0" w:after="0" w:line="360" w:lineRule="auto"/>
+        <w:ind w:left="0" w:leftChars="0" w:firstLine="0" w:firstLineChars="0"/>
+        <w:jc w:val="both"/>
+        <w:rPr>
+          <w:rFonts w:ascii="Times New Roman" w:hAnsi="Times New Roman" w:eastAsia="宋体" w:cs="Times New Roman"/>
+          <w:color w:val="000000"/>
+          <w:sz w:val="24"/>
+        </w:rPr>
+      </w:pPr>
+      <w:r>
+        <w:rPr>
+          <w:rFonts w:hint="eastAsia" w:ascii="Times New Roman" w:hAnsi="Times New Roman" w:eastAsia="宋体"/>
+          <w:color w:val="000000"/>
+          <w:sz w:val="24"/>
+        </w:rPr>
+        <w:t>项目地址：</w:t>
+      </w:r>
+      <w:r>
+        <w:rPr>
+          <w:rFonts w:hint="eastAsia" w:ascii="Times New Roman" w:hAnsi="Times New Roman" w:eastAsia="宋体" w:cs="Times New Roman"/>
+          <w:color w:val="000000"/>
+          <w:sz w:val="24"/>
+        </w:rPr>
+        <w:fldChar w:fldCharType="begin"/>
+      </w:r>
+      <w:r>
+        <w:rPr>
+          <w:rFonts w:hint="eastAsia" w:ascii="Times New Roman" w:hAnsi="Times New Roman" w:eastAsia="宋体" w:cs="Times New Roman"/>
+          <w:color w:val="000000"/>
+          <w:sz w:val="24"/>
+        </w:rPr>
+        <w:instrText xml:space="preserve"> HYPERLINK "https://github.com/Jerrysonny/yuqiong-robust-pose-control-quadrotor-formation。" </w:instrText>
+      </w:r>
+      <w:r>
+        <w:rPr>
+          <w:rFonts w:hint="eastAsia" w:ascii="Times New Roman" w:hAnsi="Times New Roman" w:eastAsia="宋体" w:cs="Times New Roman"/>
+          <w:color w:val="000000"/>
+          <w:sz w:val="24"/>
+        </w:rPr>
+        <w:fldChar w:fldCharType="separate"/>
+      </w:r>
+      <w:r>
+        <w:rPr>
+          <w:rStyle w:val="13"/>
+          <w:rFonts w:hint="eastAsia" w:ascii="Times New Roman" w:hAnsi="Times New Roman" w:eastAsia="宋体" w:cs="Times New Roman"/>
+          <w:sz w:val="24"/>
+        </w:rPr>
+        <w:t>https://github.com</w:t>
+      </w:r>
+      <w:r>
+        <w:rPr>
+          <w:rStyle w:val="13"/>
+          <w:rFonts w:hint="eastAsia" w:ascii="Times New Roman" w:hAnsi="Times New Roman" w:eastAsia="宋体" w:cs="Times New Roman"/>
+          <w:sz w:val="24"/>
+          <w:lang w:val="en-US" w:eastAsia="zh-CN"/>
+        </w:rPr>
+        <w:t>/</w:t>
+      </w:r>
+      <w:r>
+        <w:rPr>
+          <w:rStyle w:val="13"/>
+          <w:rFonts w:hint="eastAsia" w:ascii="Times New Roman" w:hAnsi="Times New Roman" w:eastAsia="宋体" w:cs="Times New Roman"/>
+          <w:sz w:val="24"/>
+        </w:rPr>
+        <w:t>Jerrysonny/yuqiong-robust-pose-control-quadrotor-formation</w:t>
+      </w:r>
+      <w:r>
+        <w:rPr>
+          <w:rFonts w:hint="eastAsia" w:ascii="Times New Roman" w:hAnsi="Times New Roman" w:eastAsia="宋体" w:cs="Times New Roman"/>
+          <w:color w:val="000000"/>
+          <w:sz w:val="24"/>
+        </w:rPr>
+        <w:fldChar w:fldCharType="end"/>
+      </w:r>
+      <w:bookmarkStart w:id="60" w:name="_GoBack"/>
+      <w:bookmarkEnd w:id="60"/>
+    </w:p>
+    <w:p>
+      <w:pPr>
+        <w:pStyle w:val="20"/>
+      </w:pPr>
+      <w:r>
+        <w:rPr>
+          <w:rFonts w:ascii="Times New Roman" w:hAnsi="Times New Roman" w:eastAsia="宋体" w:cs="Times New Roman"/>
+          <w:color w:val="000000"/>
+          <w:sz w:val="24"/>
+        </w:rPr>
         <w:t>关键词：四旋翼无人机；约化姿态几何控制；悬停推力估计；控制分配；编队安全</w:t>
       </w:r>
     </w:p>
@@ -496,7 +595,7 @@
     </w:p>
     <w:p>
       <w:pPr>
-        <w:pStyle w:val="20"/>
+        <w:pStyle w:val="21"/>
       </w:pPr>
       <w:r>
         <w:rPr>
@@ -8852,12 +8951,6 @@
             <w:insideH w:val="none" w:color="000000" w:sz="0" w:space="0"/>
             <w:insideV w:val="none" w:color="000000" w:sz="0" w:space="0"/>
           </w:tblBorders>
-          <w:tblCellMar>
-            <w:top w:w="0" w:type="dxa"/>
-            <w:left w:w="108" w:type="dxa"/>
-            <w:bottom w:w="0" w:type="dxa"/>
-            <w:right w:w="108" w:type="dxa"/>
-          </w:tblCellMar>
         </w:tblPrEx>
         <w:trPr>
           <w:cantSplit/>
@@ -11560,7 +11653,7 @@
     </w:p>
     <w:p>
       <w:pPr>
-        <w:pStyle w:val="21"/>
+        <w:pStyle w:val="22"/>
         <w:pageBreakBefore w:val="0"/>
         <w:spacing w:after="0"/>
       </w:pPr>
@@ -13846,7 +13939,7 @@
     </w:p>
     <w:p>
       <w:pPr>
-        <w:pStyle w:val="21"/>
+        <w:pStyle w:val="22"/>
         <w:pageBreakBefore w:val="0"/>
         <w:spacing w:after="0"/>
       </w:pPr>
@@ -15350,7 +15443,7 @@
     </w:p>
     <w:p>
       <w:pPr>
-        <w:pStyle w:val="21"/>
+        <w:pStyle w:val="22"/>
         <w:pageBreakBefore w:val="0"/>
       </w:pPr>
       <w:r>
@@ -17934,7 +18027,7 @@
     </w:tbl>
     <w:p>
       <w:pPr>
-        <w:pStyle w:val="21"/>
+        <w:pStyle w:val="22"/>
         <w:pageBreakBefore w:val="0"/>
         <w:spacing w:after="0"/>
       </w:pPr>
@@ -19057,7 +19150,7 @@
     </w:p>
     <w:p>
       <w:pPr>
-        <w:pStyle w:val="21"/>
+        <w:pStyle w:val="22"/>
         <w:pageBreakBefore w:val="0"/>
       </w:pPr>
       <w:r>
@@ -24772,6 +24865,12 @@
             <w:insideH w:val="none" w:color="000000" w:sz="0" w:space="0"/>
             <w:insideV w:val="none" w:color="000000" w:sz="0" w:space="0"/>
           </w:tblBorders>
+          <w:tblCellMar>
+            <w:top w:w="0" w:type="dxa"/>
+            <w:left w:w="108" w:type="dxa"/>
+            <w:bottom w:w="0" w:type="dxa"/>
+            <w:right w:w="108" w:type="dxa"/>
+          </w:tblCellMar>
         </w:tblPrEx>
         <w:trPr>
           <w:cantSplit/>
@@ -25391,7 +25490,7 @@
     </w:p>
     <w:p>
       <w:pPr>
-        <w:pStyle w:val="21"/>
+        <w:pStyle w:val="22"/>
       </w:pPr>
       <w:r>
         <w:rPr>
@@ -25496,7 +25595,7 @@
     </w:p>
     <w:p>
       <w:pPr>
-        <w:pStyle w:val="21"/>
+        <w:pStyle w:val="22"/>
       </w:pPr>
       <w:r>
         <w:rPr>
@@ -26019,6 +26118,12 @@
             <w:insideH w:val="none" w:color="000000" w:sz="0" w:space="0"/>
             <w:insideV w:val="none" w:color="000000" w:sz="0" w:space="0"/>
           </w:tblBorders>
+          <w:tblCellMar>
+            <w:top w:w="0" w:type="dxa"/>
+            <w:left w:w="108" w:type="dxa"/>
+            <w:bottom w:w="0" w:type="dxa"/>
+            <w:right w:w="108" w:type="dxa"/>
+          </w:tblCellMar>
         </w:tblPrEx>
         <w:trPr>
           <w:cantSplit/>
@@ -27654,7 +27759,7 @@
     </w:p>
     <w:p>
       <w:pPr>
-        <w:pStyle w:val="21"/>
+        <w:pStyle w:val="22"/>
       </w:pPr>
       <w:r>
         <w:rPr>
@@ -27851,7 +27956,7 @@
     </w:p>
     <w:p>
       <w:pPr>
-        <w:pStyle w:val="21"/>
+        <w:pStyle w:val="22"/>
       </w:pPr>
       <w:r>
         <w:rPr>
@@ -28626,7 +28731,7 @@
     </w:p>
     <w:p>
       <w:pPr>
-        <w:pStyle w:val="21"/>
+        <w:pStyle w:val="22"/>
       </w:pPr>
       <w:r>
         <w:rPr>
@@ -28732,7 +28837,7 @@
     </w:p>
     <w:p>
       <w:pPr>
-        <w:pStyle w:val="21"/>
+        <w:pStyle w:val="22"/>
       </w:pPr>
       <w:r>
         <w:rPr>
@@ -28822,7 +28927,7 @@
     </w:p>
     <w:p>
       <w:pPr>
-        <w:pStyle w:val="21"/>
+        <w:pStyle w:val="22"/>
       </w:pPr>
       <w:r>
         <w:rPr>
@@ -29654,7 +29759,7 @@
     </w:p>
     <w:p>
       <w:pPr>
-        <w:pStyle w:val="21"/>
+        <w:pStyle w:val="22"/>
       </w:pPr>
       <w:r>
         <w:rPr>
@@ -30236,7 +30341,7 @@
     </w:p>
     <w:p>
       <w:pPr>
-        <w:pStyle w:val="21"/>
+        <w:pStyle w:val="22"/>
       </w:pPr>
       <w:r>
         <w:rPr>
@@ -30326,7 +30431,7 @@
     </w:p>
     <w:p>
       <w:pPr>
-        <w:pStyle w:val="21"/>
+        <w:pStyle w:val="22"/>
       </w:pPr>
       <w:r>
         <w:rPr>
@@ -30478,7 +30583,7 @@
     </w:p>
     <w:p>
       <w:pPr>
-        <w:pStyle w:val="21"/>
+        <w:pStyle w:val="22"/>
       </w:pPr>
       <w:r>
         <w:rPr>
@@ -31397,7 +31502,7 @@
     </w:p>
     <w:p>
       <w:pPr>
-        <w:pStyle w:val="21"/>
+        <w:pStyle w:val="22"/>
         <w:widowControl/>
         <w:spacing w:before="0" w:after="80" w:line="240" w:lineRule="auto"/>
         <w:ind w:firstLine="0"/>
@@ -31586,7 +31691,7 @@
     </w:p>
     <w:p>
       <w:pPr>
-        <w:pStyle w:val="21"/>
+        <w:pStyle w:val="22"/>
         <w:widowControl/>
         <w:spacing w:before="0" w:after="80" w:line="240" w:lineRule="auto"/>
         <w:ind w:firstLine="0"/>
@@ -32791,7 +32896,7 @@
     </w:p>
     <w:p>
       <w:pPr>
-        <w:pStyle w:val="21"/>
+        <w:pStyle w:val="22"/>
         <w:widowControl/>
         <w:spacing w:before="0" w:after="80" w:line="240" w:lineRule="auto"/>
         <w:ind w:firstLine="0"/>
@@ -33676,7 +33781,7 @@
     </w:p>
     <w:p>
       <w:pPr>
-        <w:pStyle w:val="21"/>
+        <w:pStyle w:val="22"/>
         <w:widowControl/>
         <w:spacing w:before="0" w:after="80" w:line="240" w:lineRule="auto"/>
         <w:ind w:firstLine="0"/>
@@ -33878,7 +33983,7 @@
     </w:p>
     <w:p>
       <w:pPr>
-        <w:pStyle w:val="21"/>
+        <w:pStyle w:val="22"/>
       </w:pPr>
       <w:r>
         <w:rPr>
@@ -34457,7 +34562,7 @@
     </w:tbl>
     <w:p>
       <w:pPr>
-        <w:pStyle w:val="21"/>
+        <w:pStyle w:val="22"/>
       </w:pPr>
       <w:r>
         <w:rPr>
@@ -34577,7 +34682,7 @@
     </w:p>
     <w:p>
       <w:pPr>
-        <w:pStyle w:val="22"/>
+        <w:pStyle w:val="23"/>
       </w:pPr>
       <w:r>
         <w:rPr>
@@ -34590,7 +34695,7 @@
     </w:p>
     <w:p>
       <w:pPr>
-        <w:pStyle w:val="22"/>
+        <w:pStyle w:val="23"/>
       </w:pPr>
       <w:r>
         <w:rPr>
@@ -34603,7 +34708,7 @@
     </w:p>
     <w:p>
       <w:pPr>
-        <w:pStyle w:val="22"/>
+        <w:pStyle w:val="23"/>
       </w:pPr>
       <w:r>
         <w:rPr>
@@ -34616,7 +34721,7 @@
     </w:p>
     <w:p>
       <w:pPr>
-        <w:pStyle w:val="22"/>
+        <w:pStyle w:val="23"/>
       </w:pPr>
       <w:r>
         <w:rPr>
@@ -34706,7 +34811,7 @@
     </w:p>
     <w:p>
       <w:pPr>
-        <w:pStyle w:val="23"/>
+        <w:pStyle w:val="24"/>
       </w:pPr>
       <w:r>
         <w:rPr>
@@ -34719,7 +34824,7 @@
     </w:p>
     <w:p>
       <w:pPr>
-        <w:pStyle w:val="23"/>
+        <w:pStyle w:val="24"/>
       </w:pPr>
       <w:r>
         <w:rPr>
@@ -34732,7 +34837,7 @@
     </w:p>
     <w:p>
       <w:pPr>
-        <w:pStyle w:val="23"/>
+        <w:pStyle w:val="24"/>
       </w:pPr>
       <w:r>
         <w:rPr>
@@ -34745,7 +34850,7 @@
     </w:p>
     <w:p>
       <w:pPr>
-        <w:pStyle w:val="23"/>
+        <w:pStyle w:val="24"/>
       </w:pPr>
       <w:r>
         <w:rPr>
@@ -34758,7 +34863,7 @@
     </w:p>
     <w:p>
       <w:pPr>
-        <w:pStyle w:val="23"/>
+        <w:pStyle w:val="24"/>
       </w:pPr>
       <w:r>
         <w:rPr>
@@ -34771,7 +34876,7 @@
     </w:p>
     <w:p>
       <w:pPr>
-        <w:pStyle w:val="23"/>
+        <w:pStyle w:val="24"/>
       </w:pPr>
       <w:r>
         <w:rPr>
@@ -34784,7 +34889,7 @@
     </w:p>
     <w:p>
       <w:pPr>
-        <w:pStyle w:val="23"/>
+        <w:pStyle w:val="24"/>
       </w:pPr>
       <w:r>
         <w:rPr>
@@ -34797,7 +34902,7 @@
     </w:p>
     <w:p>
       <w:pPr>
-        <w:pStyle w:val="23"/>
+        <w:pStyle w:val="24"/>
       </w:pPr>
       <w:r>
         <w:rPr>
@@ -34810,7 +34915,7 @@
     </w:p>
     <w:p>
       <w:pPr>
-        <w:pStyle w:val="23"/>
+        <w:pStyle w:val="24"/>
       </w:pPr>
       <w:r>
         <w:rPr>
@@ -34823,7 +34928,7 @@
     </w:p>
     <w:p>
       <w:pPr>
-        <w:pStyle w:val="23"/>
+        <w:pStyle w:val="24"/>
       </w:pPr>
       <w:r>
         <w:rPr>
@@ -34836,7 +34941,7 @@
     </w:p>
     <w:p>
       <w:pPr>
-        <w:pStyle w:val="23"/>
+        <w:pStyle w:val="24"/>
       </w:pPr>
       <w:r>
         <w:rPr>
@@ -34849,7 +34954,7 @@
     </w:p>
     <w:p>
       <w:pPr>
-        <w:pStyle w:val="23"/>
+        <w:pStyle w:val="24"/>
       </w:pPr>
       <w:r>
         <w:rPr>
@@ -34862,7 +34967,7 @@
     </w:p>
     <w:p>
       <w:pPr>
-        <w:pStyle w:val="23"/>
+        <w:pStyle w:val="24"/>
       </w:pPr>
       <w:r>
         <w:rPr>
@@ -34875,7 +34980,7 @@
     </w:p>
     <w:p>
       <w:pPr>
-        <w:pStyle w:val="23"/>
+        <w:pStyle w:val="24"/>
       </w:pPr>
       <w:r>
         <w:rPr>
@@ -34888,7 +34993,7 @@
     </w:p>
     <w:p>
       <w:pPr>
-        <w:pStyle w:val="23"/>
+        <w:pStyle w:val="24"/>
       </w:pPr>
       <w:r>
         <w:rPr>
@@ -34901,7 +35006,7 @@
     </w:p>
     <w:p>
       <w:pPr>
-        <w:pStyle w:val="23"/>
+        <w:pStyle w:val="24"/>
       </w:pPr>
       <w:r>
         <w:rPr>
@@ -34914,7 +35019,7 @@
     </w:p>
     <w:p>
       <w:pPr>
-        <w:pStyle w:val="23"/>
+        <w:pStyle w:val="24"/>
       </w:pPr>
       <w:r>
         <w:rPr>
@@ -34927,7 +35032,7 @@
     </w:p>
     <w:p>
       <w:pPr>
-        <w:pStyle w:val="23"/>
+        <w:pStyle w:val="24"/>
       </w:pPr>
       <w:r>
         <w:rPr>
@@ -34940,7 +35045,7 @@
     </w:p>
     <w:p>
       <w:pPr>
-        <w:pStyle w:val="23"/>
+        <w:pStyle w:val="24"/>
       </w:pPr>
       <w:r>
         <w:rPr>
@@ -34953,7 +35058,7 @@
     </w:p>
     <w:p>
       <w:pPr>
-        <w:pStyle w:val="23"/>
+        <w:pStyle w:val="24"/>
       </w:pPr>
       <w:r>
         <w:rPr>
@@ -34966,7 +35071,7 @@
     </w:p>
     <w:p>
       <w:pPr>
-        <w:pStyle w:val="23"/>
+        <w:pStyle w:val="24"/>
       </w:pPr>
       <w:r>
         <w:rPr>
@@ -34979,7 +35084,7 @@
     </w:p>
     <w:p>
       <w:pPr>
-        <w:pStyle w:val="23"/>
+        <w:pStyle w:val="24"/>
       </w:pPr>
       <w:r>
         <w:rPr>
@@ -34992,7 +35097,7 @@
     </w:p>
     <w:p>
       <w:pPr>
-        <w:pStyle w:val="23"/>
+        <w:pStyle w:val="24"/>
       </w:pPr>
       <w:r>
         <w:rPr>
@@ -35005,7 +35110,7 @@
     </w:p>
     <w:p>
       <w:pPr>
-        <w:pStyle w:val="23"/>
+        <w:pStyle w:val="24"/>
       </w:pPr>
       <w:r>
         <w:rPr>
@@ -35018,7 +35123,7 @@
     </w:p>
     <w:p>
       <w:pPr>
-        <w:pStyle w:val="23"/>
+        <w:pStyle w:val="24"/>
       </w:pPr>
       <w:r>
         <w:rPr>
@@ -35031,7 +35136,7 @@
     </w:p>
     <w:p>
       <w:pPr>
-        <w:pStyle w:val="23"/>
+        <w:pStyle w:val="24"/>
       </w:pPr>
       <w:r>
         <w:rPr>
@@ -35044,7 +35149,7 @@
     </w:p>
     <w:p>
       <w:pPr>
-        <w:pStyle w:val="23"/>
+        <w:pStyle w:val="24"/>
       </w:pPr>
       <w:r>
         <w:rPr>
@@ -35057,7 +35162,7 @@
     </w:p>
     <w:p>
       <w:pPr>
-        <w:pStyle w:val="23"/>
+        <w:pStyle w:val="24"/>
       </w:pPr>
       <w:r>
         <w:rPr>
@@ -35070,7 +35175,7 @@
     </w:p>
     <w:p>
       <w:pPr>
-        <w:pStyle w:val="23"/>
+        <w:pStyle w:val="24"/>
       </w:pPr>
       <w:r>
         <w:rPr>
@@ -35083,7 +35188,7 @@
     </w:p>
     <w:p>
       <w:pPr>
-        <w:pStyle w:val="23"/>
+        <w:pStyle w:val="24"/>
       </w:pPr>
       <w:r>
         <w:rPr>
@@ -35096,7 +35201,7 @@
     </w:p>
     <w:p>
       <w:pPr>
-        <w:pStyle w:val="23"/>
+        <w:pStyle w:val="24"/>
       </w:pPr>
       <w:r>
         <w:rPr>
@@ -37649,12 +37754,6 @@
             <w:insideH w:val="none" w:color="000000" w:sz="0" w:space="0"/>
             <w:insideV w:val="none" w:color="000000" w:sz="0" w:space="0"/>
           </w:tblBorders>
-          <w:tblCellMar>
-            <w:top w:w="0" w:type="dxa"/>
-            <w:left w:w="108" w:type="dxa"/>
-            <w:bottom w:w="0" w:type="dxa"/>
-            <w:right w:w="108" w:type="dxa"/>
-          </w:tblCellMar>
         </w:tblPrEx>
         <w:trPr>
           <w:cantSplit/>
@@ -38117,7 +38216,7 @@
     </w:tbl>
     <w:p>
       <w:pPr>
-        <w:pStyle w:val="21"/>
+        <w:pStyle w:val="22"/>
         <w:pageBreakBefore w:val="0"/>
       </w:pPr>
       <w:r>
@@ -38234,7 +38333,7 @@
     </w:p>
     <w:p>
       <w:pPr>
-        <w:pStyle w:val="21"/>
+        <w:pStyle w:val="22"/>
         <w:pageBreakBefore w:val="0"/>
         <w:spacing w:after="0"/>
       </w:pPr>
@@ -38352,7 +38451,7 @@
     </w:p>
     <w:p>
       <w:pPr>
-        <w:pStyle w:val="21"/>
+        <w:pStyle w:val="22"/>
         <w:pageBreakBefore w:val="0"/>
         <w:spacing w:before="0" w:after="60"/>
         <w:ind w:firstLine="0"/>
@@ -38454,7 +38553,7 @@
     </w:p>
     <w:p>
       <w:pPr>
-        <w:pStyle w:val="21"/>
+        <w:pStyle w:val="22"/>
         <w:pageBreakBefore w:val="0"/>
         <w:spacing w:before="0" w:after="60"/>
         <w:ind w:firstLine="0"/>
@@ -39100,7 +39199,7 @@
     </w:tbl>
     <w:p>
       <w:pPr>
-        <w:pStyle w:val="21"/>
+        <w:pStyle w:val="22"/>
         <w:pageBreakBefore w:val="0"/>
       </w:pPr>
       <w:r>
@@ -40014,7 +40113,7 @@
     </w:tbl>
     <w:p>
       <w:pPr>
-        <w:pStyle w:val="21"/>
+        <w:pStyle w:val="22"/>
         <w:pageBreakBefore w:val="0"/>
         <w:spacing w:after="0"/>
       </w:pPr>
@@ -40160,7 +40259,7 @@
     </w:p>
     <w:p>
       <w:pPr>
-        <w:pStyle w:val="21"/>
+        <w:pStyle w:val="22"/>
         <w:rPr>
           <w:rFonts w:ascii="Times New Roman" w:hAnsi="Times New Roman" w:eastAsia="宋体" w:cs="Times New Roman"/>
           <w:color w:val="000000"/>
@@ -40179,7 +40278,7 @@
     </w:p>
     <w:p>
       <w:pPr>
-        <w:pStyle w:val="21"/>
+        <w:pStyle w:val="22"/>
         <w:rPr>
           <w:rFonts w:ascii="Times New Roman" w:hAnsi="Times New Roman" w:eastAsia="宋体" w:cs="Times New Roman"/>
           <w:color w:val="000000"/>
@@ -40189,7 +40288,7 @@
     </w:p>
     <w:p>
       <w:pPr>
-        <w:pStyle w:val="21"/>
+        <w:pStyle w:val="22"/>
         <w:rPr>
           <w:rFonts w:ascii="Times New Roman" w:hAnsi="Times New Roman" w:eastAsia="宋体" w:cs="Times New Roman"/>
           <w:color w:val="000000"/>
@@ -40199,7 +40298,7 @@
     </w:p>
     <w:p>
       <w:pPr>
-        <w:pStyle w:val="21"/>
+        <w:pStyle w:val="22"/>
       </w:pPr>
       <w:r>
         <w:rPr>
@@ -40963,7 +41062,7 @@
     </w:p>
     <w:p>
       <w:pPr>
-        <w:pStyle w:val="21"/>
+        <w:pStyle w:val="22"/>
         <w:widowControl/>
         <w:spacing w:before="0" w:after="80" w:line="240" w:lineRule="auto"/>
         <w:ind w:firstLine="0"/>
@@ -41448,7 +41547,7 @@
     <w:lsdException w:unhideWhenUsed="0" w:uiPriority="0" w:semiHidden="0" w:name="footnote text"/>
     <w:lsdException w:unhideWhenUsed="0" w:uiPriority="0" w:semiHidden="0" w:name="annotation text"/>
     <w:lsdException w:qFormat="1" w:unhideWhenUsed="0" w:uiPriority="0" w:semiHidden="0" w:name="header"/>
-    <w:lsdException w:unhideWhenUsed="0" w:uiPriority="0" w:semiHidden="0" w:name="footer"/>
+    <w:lsdException w:qFormat="1" w:unhideWhenUsed="0" w:uiPriority="0" w:semiHidden="0" w:name="footer"/>
     <w:lsdException w:unhideWhenUsed="0" w:uiPriority="0" w:semiHidden="0" w:name="index heading"/>
     <w:lsdException w:qFormat="1" w:uiPriority="35" w:name="caption"/>
     <w:lsdException w:unhideWhenUsed="0" w:uiPriority="0" w:semiHidden="0" w:name="table of figures"/>
@@ -41501,7 +41600,7 @@
     <w:lsdException w:unhideWhenUsed="0" w:uiPriority="0" w:semiHidden="0" w:name="Body Text Indent 2"/>
     <w:lsdException w:unhideWhenUsed="0" w:uiPriority="0" w:semiHidden="0" w:name="Body Text Indent 3"/>
     <w:lsdException w:unhideWhenUsed="0" w:uiPriority="0" w:semiHidden="0" w:name="Block Text"/>
-    <w:lsdException w:unhideWhenUsed="0" w:uiPriority="0" w:semiHidden="0" w:name="Hyperlink"/>
+    <w:lsdException w:qFormat="1" w:unhideWhenUsed="0" w:uiPriority="0" w:semiHidden="0" w:name="Hyperlink"/>
     <w:lsdException w:unhideWhenUsed="0" w:uiPriority="0" w:semiHidden="0" w:name="FollowedHyperlink"/>
     <w:lsdException w:qFormat="1" w:unhideWhenUsed="0" w:uiPriority="0" w:semiHidden="0" w:name="Strong"/>
     <w:lsdException w:qFormat="1" w:unhideWhenUsed="0" w:uiPriority="0" w:semiHidden="0" w:name="Emphasis"/>
@@ -41515,7 +41614,7 @@
     <w:lsdException w:unhideWhenUsed="0" w:uiPriority="0" w:semiHidden="0" w:name="HTML Code"/>
     <w:lsdException w:unhideWhenUsed="0" w:uiPriority="0" w:semiHidden="0" w:name="HTML Definition"/>
     <w:lsdException w:unhideWhenUsed="0" w:uiPriority="0" w:semiHidden="0" w:name="HTML Keyboard"/>
-    <w:lsdException w:unhideWhenUsed="0" w:uiPriority="0" w:semiHidden="0" w:name="HTML Preformatted"/>
+    <w:lsdException w:qFormat="1" w:unhideWhenUsed="0" w:uiPriority="0" w:semiHidden="0" w:name="HTML Preformatted"/>
     <w:lsdException w:unhideWhenUsed="0" w:uiPriority="0" w:semiHidden="0" w:name="HTML Sample"/>
     <w:lsdException w:unhideWhenUsed="0" w:uiPriority="0" w:semiHidden="0" w:name="HTML Typewriter"/>
     <w:lsdException w:unhideWhenUsed="0" w:uiPriority="0" w:semiHidden="0" w:name="HTML Variable"/>
@@ -41776,6 +41875,7 @@
   <w:style w:type="paragraph" w:styleId="5">
     <w:name w:val="footer"/>
     <w:basedOn w:val="1"/>
+    <w:qFormat/>
     <w:uiPriority w:val="0"/>
     <w:pPr>
       <w:tabs>
@@ -41855,6 +41955,7 @@
   <w:style w:type="paragraph" w:styleId="9">
     <w:name w:val="HTML Preformatted"/>
     <w:basedOn w:val="1"/>
+    <w:qFormat/>
     <w:uiPriority w:val="0"/>
     <w:pPr>
       <w:tabs>
@@ -41911,6 +42012,16 @@
     </w:tblPr>
   </w:style>
   <w:style w:type="character" w:styleId="13">
+    <w:name w:val="Hyperlink"/>
+    <w:basedOn w:val="12"/>
+    <w:qFormat/>
+    <w:uiPriority w:val="0"/>
+    <w:rPr>
+      <w:color w:val="0000FF"/>
+      <w:u w:val="single"/>
+    </w:rPr>
+  </w:style>
+  <w:style w:type="character" w:styleId="14">
     <w:name w:val="HTML Code"/>
     <w:basedOn w:val="12"/>
     <w:uiPriority w:val="0"/>
@@ -41919,7 +42030,7 @@
       <w:sz w:val="20"/>
     </w:rPr>
   </w:style>
-  <w:style w:type="paragraph" w:customStyle="1" w:styleId="14">
+  <w:style w:type="paragraph" w:customStyle="1" w:styleId="15">
     <w:name w:val="Cover Title"/>
     <w:qFormat/>
     <w:uiPriority w:val="0"/>
@@ -41937,7 +42048,7 @@
       <w:lang w:val="en-US" w:eastAsia="en-US" w:bidi="ar-SA"/>
     </w:rPr>
   </w:style>
-  <w:style w:type="paragraph" w:customStyle="1" w:styleId="15">
+  <w:style w:type="paragraph" w:customStyle="1" w:styleId="16">
     <w:name w:val="Cover Subtitle"/>
     <w:qFormat/>
     <w:uiPriority w:val="0"/>
@@ -41955,7 +42066,7 @@
       <w:lang w:val="en-US" w:eastAsia="en-US" w:bidi="ar-SA"/>
     </w:rPr>
   </w:style>
-  <w:style w:type="paragraph" w:customStyle="1" w:styleId="16">
+  <w:style w:type="paragraph" w:customStyle="1" w:styleId="17">
     <w:name w:val="Cover Metadata"/>
     <w:qFormat/>
     <w:uiPriority w:val="0"/>
@@ -41972,7 +42083,7 @@
       <w:lang w:val="en-US" w:eastAsia="en-US" w:bidi="ar-SA"/>
     </w:rPr>
   </w:style>
-  <w:style w:type="paragraph" w:customStyle="1" w:styleId="17">
+  <w:style w:type="paragraph" w:customStyle="1" w:styleId="18">
     <w:name w:val="Front Matter Title"/>
     <w:qFormat/>
     <w:uiPriority w:val="0"/>
@@ -41990,7 +42101,7 @@
       <w:lang w:val="en-US" w:eastAsia="en-US" w:bidi="ar-SA"/>
     </w:rPr>
   </w:style>
-  <w:style w:type="paragraph" w:customStyle="1" w:styleId="18">
+  <w:style w:type="paragraph" w:customStyle="1" w:styleId="19">
     <w:name w:val="Abstract Body"/>
     <w:qFormat/>
     <w:uiPriority w:val="0"/>
@@ -42007,7 +42118,7 @@
       <w:lang w:val="en-US" w:eastAsia="en-US" w:bidi="ar-SA"/>
     </w:rPr>
   </w:style>
-  <w:style w:type="paragraph" w:customStyle="1" w:styleId="19">
+  <w:style w:type="paragraph" w:customStyle="1" w:styleId="20">
     <w:name w:val="Keywords"/>
     <w:qFormat/>
     <w:uiPriority w:val="0"/>
@@ -42024,7 +42135,7 @@
       <w:lang w:val="en-US" w:eastAsia="en-US" w:bidi="ar-SA"/>
     </w:rPr>
   </w:style>
-  <w:style w:type="paragraph" w:customStyle="1" w:styleId="20">
+  <w:style w:type="paragraph" w:customStyle="1" w:styleId="21">
     <w:name w:val="TOC Heading"/>
     <w:basedOn w:val="2"/>
     <w:next w:val="1"/>
@@ -42044,7 +42155,7 @@
       <w:sz w:val="32"/>
     </w:rPr>
   </w:style>
-  <w:style w:type="paragraph" w:customStyle="1" w:styleId="21">
+  <w:style w:type="paragraph" w:customStyle="1" w:styleId="22">
     <w:name w:val="Source Note"/>
     <w:qFormat/>
     <w:uiPriority w:val="0"/>
@@ -42061,7 +42172,7 @@
       <w:lang w:val="en-US" w:eastAsia="en-US" w:bidi="ar-SA"/>
     </w:rPr>
   </w:style>
-  <w:style w:type="paragraph" w:customStyle="1" w:styleId="22">
+  <w:style w:type="paragraph" w:customStyle="1" w:styleId="23">
     <w:name w:val="Conclusion Item"/>
     <w:qFormat/>
     <w:uiPriority w:val="0"/>
@@ -42078,7 +42189,7 @@
       <w:lang w:val="en-US" w:eastAsia="en-US" w:bidi="ar-SA"/>
     </w:rPr>
   </w:style>
-  <w:style w:type="paragraph" w:customStyle="1" w:styleId="23">
+  <w:style w:type="paragraph" w:customStyle="1" w:styleId="24">
     <w:name w:val="Reference Entry"/>
     <w:qFormat/>
     <w:uiPriority w:val="0"/>
